--- a/docs/250541_ЛЗ_Бобрик_В.Ю_СИФОВМ.docx
+++ b/docs/250541_ЛЗ_Бобрик_В.Ю_СИФОВМ.docx
@@ -967,23 +967,7 @@
           <w:szCs w:val="28"/>
           <w:u w:val="single"/>
         </w:rPr>
-        <w:t>6</w:t>
-      </w:r>
-      <w:r>
-        <w:rPr>
-          <w:sz w:val="28"/>
-          <w:szCs w:val="28"/>
-          <w:u w:val="single"/>
-        </w:rPr>
-        <w:t>.</w:t>
-      </w:r>
-      <w:r>
-        <w:rPr>
-          <w:sz w:val="28"/>
-          <w:szCs w:val="28"/>
-          <w:u w:val="single"/>
-        </w:rPr>
-        <w:t xml:space="preserve"> АЛУ: арифметическая команда </w:t>
+        <w:t xml:space="preserve">6. АЛУ: арифметическая команда </w:t>
       </w:r>
       <w:r>
         <w:rPr>
@@ -1345,6 +1329,7 @@
         <w:tabs>
           <w:tab w:val="right" w:pos="9325"/>
         </w:tabs>
+        <w:spacing w:line="336" w:lineRule="auto"/>
         <w:ind w:right="28"/>
         <w:jc w:val="both"/>
         <w:rPr>
@@ -1383,6 +1368,7 @@
         <w:tabs>
           <w:tab w:val="right" w:pos="9325"/>
         </w:tabs>
+        <w:spacing w:line="336" w:lineRule="auto"/>
         <w:ind w:right="28"/>
         <w:jc w:val="both"/>
         <w:rPr>
@@ -1413,6 +1399,7 @@
         <w:tabs>
           <w:tab w:val="right" w:pos="9325"/>
         </w:tabs>
+        <w:spacing w:line="336" w:lineRule="auto"/>
         <w:ind w:right="28"/>
         <w:jc w:val="both"/>
         <w:rPr>
@@ -1467,6 +1454,7 @@
         <w:tabs>
           <w:tab w:val="right" w:pos="9325"/>
         </w:tabs>
+        <w:spacing w:line="336" w:lineRule="auto"/>
         <w:ind w:right="28"/>
         <w:jc w:val="both"/>
         <w:rPr>
@@ -1521,6 +1509,7 @@
         <w:tabs>
           <w:tab w:val="right" w:pos="9325"/>
         </w:tabs>
+        <w:spacing w:line="336" w:lineRule="auto"/>
         <w:ind w:right="28"/>
         <w:jc w:val="both"/>
         <w:rPr>
@@ -1567,6 +1556,7 @@
         <w:tabs>
           <w:tab w:val="right" w:pos="9325"/>
         </w:tabs>
+        <w:spacing w:line="336" w:lineRule="auto"/>
         <w:ind w:right="28"/>
         <w:jc w:val="both"/>
         <w:rPr>
@@ -1613,6 +1603,7 @@
         <w:tabs>
           <w:tab w:val="right" w:pos="9325"/>
         </w:tabs>
+        <w:spacing w:line="336" w:lineRule="auto"/>
         <w:ind w:right="28"/>
         <w:jc w:val="both"/>
         <w:rPr>
@@ -1651,6 +1642,7 @@
         <w:tabs>
           <w:tab w:val="right" w:pos="9325"/>
         </w:tabs>
+        <w:spacing w:line="336" w:lineRule="auto"/>
         <w:ind w:right="28"/>
         <w:jc w:val="both"/>
         <w:rPr>
@@ -1705,6 +1697,7 @@
         <w:tabs>
           <w:tab w:val="right" w:pos="9325"/>
         </w:tabs>
+        <w:spacing w:line="336" w:lineRule="auto"/>
         <w:ind w:right="28"/>
         <w:jc w:val="both"/>
         <w:rPr>
@@ -1735,6 +1728,7 @@
         <w:tabs>
           <w:tab w:val="right" w:pos="9325"/>
         </w:tabs>
+        <w:spacing w:line="336" w:lineRule="auto"/>
         <w:ind w:right="28"/>
         <w:jc w:val="both"/>
         <w:rPr>
@@ -1773,6 +1767,7 @@
         <w:tabs>
           <w:tab w:val="right" w:pos="9325"/>
         </w:tabs>
+        <w:spacing w:line="336" w:lineRule="auto"/>
         <w:ind w:right="28"/>
         <w:jc w:val="both"/>
         <w:rPr>
@@ -1803,6 +1798,7 @@
         <w:tabs>
           <w:tab w:val="right" w:pos="9325"/>
         </w:tabs>
+        <w:spacing w:line="336" w:lineRule="auto"/>
         <w:ind w:right="28"/>
         <w:jc w:val="both"/>
         <w:rPr>
@@ -1833,6 +1829,7 @@
         <w:tabs>
           <w:tab w:val="right" w:pos="9325"/>
         </w:tabs>
+        <w:spacing w:line="336" w:lineRule="auto"/>
         <w:ind w:right="28"/>
         <w:jc w:val="both"/>
         <w:rPr>
@@ -1863,6 +1860,7 @@
         <w:tabs>
           <w:tab w:val="right" w:pos="9325"/>
         </w:tabs>
+        <w:spacing w:line="336" w:lineRule="auto"/>
         <w:ind w:right="28"/>
         <w:jc w:val="both"/>
         <w:rPr>
@@ -1893,6 +1891,7 @@
         <w:tabs>
           <w:tab w:val="right" w:pos="9325"/>
         </w:tabs>
+        <w:spacing w:line="336" w:lineRule="auto"/>
         <w:ind w:right="28"/>
         <w:jc w:val="both"/>
         <w:rPr>
@@ -1923,6 +1922,7 @@
         <w:tabs>
           <w:tab w:val="right" w:pos="9325"/>
         </w:tabs>
+        <w:spacing w:line="336" w:lineRule="auto"/>
         <w:ind w:right="28"/>
         <w:jc w:val="both"/>
         <w:rPr>
@@ -1969,6 +1969,7 @@
         <w:tabs>
           <w:tab w:val="right" w:pos="9325"/>
         </w:tabs>
+        <w:spacing w:line="336" w:lineRule="auto"/>
         <w:ind w:right="28"/>
         <w:jc w:val="both"/>
         <w:rPr>
@@ -2015,6 +2016,7 @@
         <w:tabs>
           <w:tab w:val="right" w:pos="9325"/>
         </w:tabs>
+        <w:spacing w:line="336" w:lineRule="auto"/>
         <w:ind w:right="28"/>
         <w:jc w:val="both"/>
         <w:rPr>
@@ -2045,6 +2047,7 @@
         <w:tabs>
           <w:tab w:val="right" w:pos="9325"/>
         </w:tabs>
+        <w:spacing w:line="336" w:lineRule="auto"/>
         <w:ind w:right="28"/>
         <w:jc w:val="both"/>
         <w:rPr>
@@ -2075,6 +2078,7 @@
         <w:tabs>
           <w:tab w:val="right" w:pos="9325"/>
         </w:tabs>
+        <w:spacing w:line="336" w:lineRule="auto"/>
         <w:ind w:right="28"/>
         <w:jc w:val="both"/>
         <w:rPr>
@@ -2105,6 +2109,7 @@
         <w:tabs>
           <w:tab w:val="right" w:pos="9325"/>
         </w:tabs>
+        <w:spacing w:line="336" w:lineRule="auto"/>
         <w:ind w:right="28"/>
         <w:jc w:val="both"/>
         <w:rPr>
@@ -2135,6 +2140,7 @@
         <w:tabs>
           <w:tab w:val="right" w:pos="9325"/>
         </w:tabs>
+        <w:spacing w:line="336" w:lineRule="auto"/>
         <w:ind w:right="28"/>
         <w:jc w:val="both"/>
         <w:rPr>
@@ -2165,6 +2171,7 @@
         <w:tabs>
           <w:tab w:val="right" w:pos="9325"/>
         </w:tabs>
+        <w:spacing w:line="336" w:lineRule="auto"/>
         <w:ind w:right="28"/>
         <w:jc w:val="both"/>
         <w:rPr>
@@ -2195,6 +2202,7 @@
         <w:tabs>
           <w:tab w:val="right" w:pos="9325"/>
         </w:tabs>
+        <w:spacing w:line="336" w:lineRule="auto"/>
         <w:ind w:right="28"/>
         <w:jc w:val="both"/>
         <w:rPr>
@@ -2381,7 +2389,465 @@
     <w:p>
       <w:pPr>
         <w:tabs>
-          <w:tab w:val="right" w:pos="9326"/>
+          <w:tab w:val="right" w:pos="9325"/>
+        </w:tabs>
+        <w:spacing w:line="336" w:lineRule="auto"/>
+        <w:ind w:right="28"/>
+        <w:jc w:val="both"/>
+        <w:rPr>
+          <w:sz w:val="28"/>
+          <w:szCs w:val="28"/>
+          <w:u w:val="single"/>
+        </w:rPr>
+      </w:pPr>
+      <w:r>
+        <w:rPr>
+          <w:sz w:val="28"/>
+          <w:szCs w:val="28"/>
+          <w:u w:val="single"/>
+        </w:rPr>
+        <w:t>1. Блок памяти – А3</w:t>
+      </w:r>
+      <w:r>
+        <w:rPr>
+          <w:sz w:val="28"/>
+          <w:szCs w:val="28"/>
+          <w:u w:val="single"/>
+        </w:rPr>
+        <w:t>.</w:t>
+      </w:r>
+      <w:r>
+        <w:rPr>
+          <w:sz w:val="28"/>
+          <w:szCs w:val="28"/>
+          <w:u w:val="single"/>
+        </w:rPr>
+        <w:tab/>
+      </w:r>
+    </w:p>
+    <w:p>
+      <w:pPr>
+        <w:tabs>
+          <w:tab w:val="right" w:pos="9325"/>
+        </w:tabs>
+        <w:spacing w:line="336" w:lineRule="auto"/>
+        <w:ind w:right="28"/>
+        <w:jc w:val="both"/>
+        <w:rPr>
+          <w:sz w:val="28"/>
+          <w:szCs w:val="28"/>
+          <w:u w:val="single"/>
+        </w:rPr>
+      </w:pPr>
+      <w:r>
+        <w:rPr>
+          <w:sz w:val="28"/>
+          <w:szCs w:val="28"/>
+          <w:u w:val="single"/>
+        </w:rPr>
+        <w:t>2. Блок регистров общего назначения – А3</w:t>
+      </w:r>
+      <w:r>
+        <w:rPr>
+          <w:sz w:val="28"/>
+          <w:szCs w:val="28"/>
+          <w:u w:val="single"/>
+        </w:rPr>
+        <w:t>.</w:t>
+      </w:r>
+      <w:r>
+        <w:rPr>
+          <w:sz w:val="28"/>
+          <w:szCs w:val="28"/>
+          <w:u w:val="single"/>
+        </w:rPr>
+        <w:tab/>
+      </w:r>
+    </w:p>
+    <w:p>
+      <w:pPr>
+        <w:tabs>
+          <w:tab w:val="right" w:pos="9325"/>
+        </w:tabs>
+        <w:spacing w:line="336" w:lineRule="auto"/>
+        <w:ind w:right="28"/>
+        <w:jc w:val="both"/>
+        <w:rPr>
+          <w:sz w:val="28"/>
+          <w:szCs w:val="28"/>
+          <w:u w:val="single"/>
+        </w:rPr>
+      </w:pPr>
+      <w:r>
+        <w:rPr>
+          <w:sz w:val="28"/>
+          <w:szCs w:val="28"/>
+          <w:u w:val="single"/>
+        </w:rPr>
+        <w:lastRenderedPageBreak/>
+        <w:t xml:space="preserve">3. Регистр </w:t>
+      </w:r>
+      <w:r>
+        <w:rPr>
+          <w:sz w:val="28"/>
+          <w:szCs w:val="28"/>
+          <w:u w:val="single"/>
+          <w:lang w:val="en-US"/>
+        </w:rPr>
+        <w:t>IR</w:t>
+      </w:r>
+      <w:r>
+        <w:rPr>
+          <w:sz w:val="28"/>
+          <w:szCs w:val="28"/>
+          <w:u w:val="single"/>
+        </w:rPr>
+        <w:t xml:space="preserve"> – </w:t>
+      </w:r>
+      <w:r>
+        <w:rPr>
+          <w:sz w:val="28"/>
+          <w:szCs w:val="28"/>
+          <w:u w:val="single"/>
+          <w:lang w:val="en-US"/>
+        </w:rPr>
+        <w:t>A</w:t>
+      </w:r>
+      <w:r>
+        <w:rPr>
+          <w:sz w:val="28"/>
+          <w:szCs w:val="28"/>
+          <w:u w:val="single"/>
+        </w:rPr>
+        <w:t>3</w:t>
+      </w:r>
+      <w:r>
+        <w:rPr>
+          <w:sz w:val="28"/>
+          <w:szCs w:val="28"/>
+          <w:u w:val="single"/>
+        </w:rPr>
+        <w:t>.</w:t>
+      </w:r>
+      <w:r>
+        <w:rPr>
+          <w:sz w:val="28"/>
+          <w:szCs w:val="28"/>
+          <w:u w:val="single"/>
+        </w:rPr>
+        <w:tab/>
+      </w:r>
+    </w:p>
+    <w:p>
+      <w:pPr>
+        <w:tabs>
+          <w:tab w:val="right" w:pos="9325"/>
+        </w:tabs>
+        <w:spacing w:line="336" w:lineRule="auto"/>
+        <w:ind w:right="28"/>
+        <w:jc w:val="both"/>
+        <w:rPr>
+          <w:sz w:val="28"/>
+          <w:szCs w:val="28"/>
+          <w:u w:val="single"/>
+        </w:rPr>
+      </w:pPr>
+      <w:r>
+        <w:rPr>
+          <w:sz w:val="28"/>
+          <w:szCs w:val="28"/>
+          <w:u w:val="single"/>
+        </w:rPr>
+        <w:t>4.</w:t>
+      </w:r>
+      <w:r>
+        <w:rPr>
+          <w:sz w:val="28"/>
+          <w:szCs w:val="28"/>
+          <w:u w:val="single"/>
+        </w:rPr>
+        <w:t xml:space="preserve"> Регистр </w:t>
+      </w:r>
+      <w:r>
+        <w:rPr>
+          <w:sz w:val="28"/>
+          <w:szCs w:val="28"/>
+          <w:u w:val="single"/>
+          <w:lang w:val="en-US"/>
+        </w:rPr>
+        <w:t>IP</w:t>
+      </w:r>
+      <w:r>
+        <w:rPr>
+          <w:sz w:val="28"/>
+          <w:szCs w:val="28"/>
+          <w:u w:val="single"/>
+        </w:rPr>
+        <w:t xml:space="preserve"> – </w:t>
+      </w:r>
+      <w:r>
+        <w:rPr>
+          <w:sz w:val="28"/>
+          <w:szCs w:val="28"/>
+          <w:u w:val="single"/>
+        </w:rPr>
+        <w:t>А4</w:t>
+      </w:r>
+      <w:r>
+        <w:rPr>
+          <w:sz w:val="28"/>
+          <w:szCs w:val="28"/>
+          <w:u w:val="single"/>
+        </w:rPr>
+        <w:t>.</w:t>
+      </w:r>
+      <w:r>
+        <w:rPr>
+          <w:sz w:val="28"/>
+          <w:szCs w:val="28"/>
+          <w:u w:val="single"/>
+        </w:rPr>
+        <w:tab/>
+      </w:r>
+    </w:p>
+    <w:p>
+      <w:pPr>
+        <w:tabs>
+          <w:tab w:val="right" w:pos="9325"/>
+        </w:tabs>
+        <w:spacing w:line="336" w:lineRule="auto"/>
+        <w:ind w:right="28"/>
+        <w:jc w:val="both"/>
+        <w:rPr>
+          <w:sz w:val="28"/>
+          <w:szCs w:val="28"/>
+          <w:u w:val="single"/>
+        </w:rPr>
+      </w:pPr>
+      <w:r>
+        <w:rPr>
+          <w:sz w:val="28"/>
+          <w:szCs w:val="28"/>
+          <w:u w:val="single"/>
+        </w:rPr>
+        <w:t>5.</w:t>
+      </w:r>
+      <w:r>
+        <w:rPr>
+          <w:sz w:val="28"/>
+          <w:szCs w:val="28"/>
+          <w:u w:val="single"/>
+        </w:rPr>
+        <w:t xml:space="preserve"> Декодер команд – А3</w:t>
+      </w:r>
+      <w:r>
+        <w:rPr>
+          <w:sz w:val="28"/>
+          <w:szCs w:val="28"/>
+          <w:u w:val="single"/>
+        </w:rPr>
+        <w:t>.</w:t>
+      </w:r>
+      <w:r>
+        <w:rPr>
+          <w:sz w:val="28"/>
+          <w:szCs w:val="28"/>
+          <w:u w:val="single"/>
+        </w:rPr>
+        <w:tab/>
+      </w:r>
+    </w:p>
+    <w:p>
+      <w:pPr>
+        <w:tabs>
+          <w:tab w:val="right" w:pos="9325"/>
+        </w:tabs>
+        <w:spacing w:line="336" w:lineRule="auto"/>
+        <w:ind w:right="28"/>
+        <w:jc w:val="both"/>
+        <w:rPr>
+          <w:sz w:val="28"/>
+          <w:szCs w:val="28"/>
+          <w:u w:val="single"/>
+        </w:rPr>
+      </w:pPr>
+      <w:r>
+        <w:rPr>
+          <w:sz w:val="28"/>
+          <w:szCs w:val="28"/>
+          <w:u w:val="single"/>
+        </w:rPr>
+        <w:t>6. Генератор фаз – А3</w:t>
+      </w:r>
+      <w:r>
+        <w:rPr>
+          <w:sz w:val="28"/>
+          <w:szCs w:val="28"/>
+          <w:u w:val="single"/>
+        </w:rPr>
+        <w:t>.</w:t>
+      </w:r>
+      <w:r>
+        <w:rPr>
+          <w:sz w:val="28"/>
+          <w:szCs w:val="28"/>
+          <w:u w:val="single"/>
+        </w:rPr>
+        <w:tab/>
+      </w:r>
+    </w:p>
+    <w:p>
+      <w:pPr>
+        <w:tabs>
+          <w:tab w:val="right" w:pos="9325"/>
+        </w:tabs>
+        <w:spacing w:line="336" w:lineRule="auto"/>
+        <w:ind w:right="28"/>
+        <w:jc w:val="both"/>
+        <w:rPr>
+          <w:sz w:val="28"/>
+          <w:szCs w:val="28"/>
+          <w:u w:val="single"/>
+        </w:rPr>
+      </w:pPr>
+      <w:r>
+        <w:rPr>
+          <w:sz w:val="28"/>
+          <w:szCs w:val="28"/>
+          <w:u w:val="single"/>
+        </w:rPr>
+        <w:t>7. Устройство управления – А2</w:t>
+      </w:r>
+      <w:r>
+        <w:rPr>
+          <w:sz w:val="28"/>
+          <w:szCs w:val="28"/>
+          <w:u w:val="single"/>
+        </w:rPr>
+        <w:t>.</w:t>
+      </w:r>
+      <w:r>
+        <w:rPr>
+          <w:sz w:val="28"/>
+          <w:szCs w:val="28"/>
+          <w:u w:val="single"/>
+        </w:rPr>
+        <w:tab/>
+      </w:r>
+    </w:p>
+    <w:p>
+      <w:pPr>
+        <w:tabs>
+          <w:tab w:val="right" w:pos="9325"/>
+        </w:tabs>
+        <w:spacing w:line="336" w:lineRule="auto"/>
+        <w:ind w:right="28"/>
+        <w:jc w:val="both"/>
+        <w:rPr>
+          <w:sz w:val="28"/>
+          <w:szCs w:val="28"/>
+          <w:u w:val="single"/>
+        </w:rPr>
+      </w:pPr>
+      <w:r>
+        <w:rPr>
+          <w:sz w:val="28"/>
+          <w:szCs w:val="28"/>
+          <w:u w:val="single"/>
+        </w:rPr>
+        <w:t>8. Арифметико-логическое устройство – А3</w:t>
+      </w:r>
+      <w:r>
+        <w:rPr>
+          <w:sz w:val="28"/>
+          <w:szCs w:val="28"/>
+          <w:u w:val="single"/>
+        </w:rPr>
+        <w:t>.</w:t>
+      </w:r>
+      <w:r>
+        <w:rPr>
+          <w:sz w:val="28"/>
+          <w:szCs w:val="28"/>
+          <w:u w:val="single"/>
+        </w:rPr>
+        <w:tab/>
+      </w:r>
+    </w:p>
+    <w:p>
+      <w:pPr>
+        <w:tabs>
+          <w:tab w:val="right" w:pos="9325"/>
+        </w:tabs>
+        <w:spacing w:line="336" w:lineRule="auto"/>
+        <w:ind w:right="28"/>
+        <w:jc w:val="both"/>
+        <w:rPr>
+          <w:sz w:val="28"/>
+          <w:szCs w:val="28"/>
+          <w:u w:val="single"/>
+        </w:rPr>
+      </w:pPr>
+      <w:r>
+        <w:rPr>
+          <w:sz w:val="28"/>
+          <w:szCs w:val="28"/>
+          <w:u w:val="single"/>
+        </w:rPr>
+        <w:t>9. Кэш-память – А3</w:t>
+      </w:r>
+      <w:r>
+        <w:rPr>
+          <w:sz w:val="28"/>
+          <w:szCs w:val="28"/>
+          <w:u w:val="single"/>
+        </w:rPr>
+        <w:t>.</w:t>
+      </w:r>
+      <w:r>
+        <w:rPr>
+          <w:sz w:val="28"/>
+          <w:szCs w:val="28"/>
+          <w:u w:val="single"/>
+        </w:rPr>
+        <w:tab/>
+      </w:r>
+    </w:p>
+    <w:p>
+      <w:pPr>
+        <w:tabs>
+          <w:tab w:val="right" w:pos="9325"/>
+        </w:tabs>
+        <w:spacing w:line="336" w:lineRule="auto"/>
+        <w:ind w:right="28"/>
+        <w:jc w:val="both"/>
+        <w:rPr>
+          <w:sz w:val="28"/>
+          <w:szCs w:val="28"/>
+          <w:u w:val="single"/>
+        </w:rPr>
+      </w:pPr>
+      <w:r>
+        <w:rPr>
+          <w:sz w:val="28"/>
+          <w:szCs w:val="28"/>
+          <w:u w:val="single"/>
+        </w:rPr>
+        <w:t>10. Микро-ЭВМ на ПЛИС.</w:t>
+      </w:r>
+      <w:r>
+        <w:rPr>
+          <w:sz w:val="28"/>
+          <w:szCs w:val="28"/>
+          <w:u w:val="single"/>
+        </w:rPr>
+        <w:tab/>
+      </w:r>
+    </w:p>
+    <w:p>
+      <w:pPr>
+        <w:tabs>
+          <w:tab w:val="right" w:pos="9325"/>
         </w:tabs>
         <w:spacing w:line="336" w:lineRule="auto"/>
         <w:ind w:right="29"/>
@@ -2389,30 +2855,13 @@
         <w:rPr>
           <w:sz w:val="28"/>
           <w:szCs w:val="28"/>
-          <w:u w:val="single"/>
-        </w:rPr>
-      </w:pPr>
-      <w:r>
-        <w:rPr>
-          <w:sz w:val="28"/>
-          <w:szCs w:val="28"/>
-          <w:u w:val="single"/>
-        </w:rPr>
-        <w:t xml:space="preserve"> </w:t>
-      </w:r>
-      <w:r>
-        <w:rPr>
-          <w:sz w:val="28"/>
-          <w:szCs w:val="28"/>
-          <w:u w:val="single"/>
-        </w:rPr>
-        <w:tab/>
-      </w:r>
-    </w:p>
-    <w:p>
-      <w:pPr>
-        <w:tabs>
-          <w:tab w:val="right" w:pos="9326"/>
+        </w:rPr>
+      </w:pPr>
+    </w:p>
+    <w:p>
+      <w:pPr>
+        <w:tabs>
+          <w:tab w:val="right" w:pos="9325"/>
         </w:tabs>
         <w:spacing w:line="336" w:lineRule="auto"/>
         <w:ind w:right="29"/>
@@ -2427,98 +2876,6 @@
         <w:rPr>
           <w:sz w:val="28"/>
           <w:szCs w:val="28"/>
-          <w:u w:val="single"/>
-        </w:rPr>
-        <w:tab/>
-      </w:r>
-    </w:p>
-    <w:p>
-      <w:pPr>
-        <w:tabs>
-          <w:tab w:val="right" w:pos="9326"/>
-        </w:tabs>
-        <w:spacing w:line="336" w:lineRule="auto"/>
-        <w:ind w:right="29"/>
-        <w:jc w:val="both"/>
-        <w:rPr>
-          <w:sz w:val="28"/>
-          <w:szCs w:val="28"/>
-          <w:u w:val="single"/>
-        </w:rPr>
-      </w:pPr>
-      <w:r>
-        <w:rPr>
-          <w:sz w:val="28"/>
-          <w:szCs w:val="28"/>
-          <w:u w:val="single"/>
-        </w:rPr>
-        <w:tab/>
-      </w:r>
-    </w:p>
-    <w:p>
-      <w:pPr>
-        <w:tabs>
-          <w:tab w:val="right" w:pos="9326"/>
-        </w:tabs>
-        <w:spacing w:line="336" w:lineRule="auto"/>
-        <w:ind w:right="29"/>
-        <w:jc w:val="both"/>
-        <w:rPr>
-          <w:sz w:val="28"/>
-          <w:szCs w:val="28"/>
-          <w:u w:val="single"/>
-        </w:rPr>
-      </w:pPr>
-      <w:r>
-        <w:rPr>
-          <w:sz w:val="28"/>
-          <w:szCs w:val="28"/>
-          <w:u w:val="single"/>
-        </w:rPr>
-        <w:tab/>
-      </w:r>
-    </w:p>
-    <w:p>
-      <w:pPr>
-        <w:tabs>
-          <w:tab w:val="right" w:pos="9326"/>
-        </w:tabs>
-        <w:spacing w:line="336" w:lineRule="auto"/>
-        <w:ind w:right="29"/>
-        <w:jc w:val="both"/>
-        <w:rPr>
-          <w:sz w:val="28"/>
-          <w:szCs w:val="28"/>
-          <w:u w:val="single"/>
-        </w:rPr>
-      </w:pPr>
-      <w:r>
-        <w:rPr>
-          <w:sz w:val="28"/>
-          <w:szCs w:val="28"/>
-          <w:u w:val="single"/>
-        </w:rPr>
-        <w:tab/>
-      </w:r>
-    </w:p>
-    <w:p>
-      <w:pPr>
-        <w:tabs>
-          <w:tab w:val="right" w:pos="9325"/>
-        </w:tabs>
-        <w:spacing w:line="336" w:lineRule="auto"/>
-        <w:ind w:right="29"/>
-        <w:jc w:val="both"/>
-        <w:rPr>
-          <w:sz w:val="28"/>
-          <w:szCs w:val="28"/>
-          <w:u w:val="single"/>
-        </w:rPr>
-      </w:pPr>
-      <w:r>
-        <w:rPr>
-          <w:sz w:val="28"/>
-          <w:szCs w:val="28"/>
         </w:rPr>
         <w:t>6. Консультант по проекту (с обозначением разделов проекта</w:t>
       </w:r>
@@ -2631,7 +2988,6 @@
           <w:szCs w:val="28"/>
           <w:u w:val="single"/>
         </w:rPr>
-        <w:lastRenderedPageBreak/>
         <w:tab/>
       </w:r>
       <w:r>
@@ -4567,7 +4923,7 @@
   <w:style w:type="paragraph" w:default="1" w:styleId="Normal">
     <w:name w:val="Normal"/>
     <w:qFormat/>
-    <w:rsid w:val="00B20D45"/>
+    <w:rsid w:val="009001CA"/>
     <w:rPr>
       <w:rFonts w:eastAsia="Times New Roman"/>
       <w:sz w:val="24"/>
